--- a/Paper/Liver_Disease_Paper/Iteration_0/Tables/Table 3.docx
+++ b/Paper/Liver_Disease_Paper/Iteration_0/Tables/Table 3.docx
@@ -25,7 +25,7 @@
           <w:sz w:val="16"/>
           <w:szCs w:val="16"/>
         </w:rPr>
-        <w:t xml:space="preserve">Table </w:t>
+        <w:t>Table</w:t>
       </w:r>
       <w:r>
         <w:rPr>
@@ -36,54 +36,10 @@
           <w:sz w:val="16"/>
           <w:szCs w:val="16"/>
         </w:rPr>
-        <w:fldChar w:fldCharType="begin"/>
+        <w:t xml:space="preserve"> 3</w:t>
       </w:r>
-      <w:r>
-        <w:rPr>
-          <w:rFonts w:ascii="Arial" w:hAnsi="Arial" w:cs="Arial"/>
-          <w:b/>
-          <w:i w:val="0"/>
-          <w:color w:val="auto"/>
-          <w:sz w:val="16"/>
-          <w:szCs w:val="16"/>
-        </w:rPr>
-        <w:instrText xml:space="preserve"> SEQ Table \* ARABIC </w:instrText>
-      </w:r>
-      <w:r>
-        <w:rPr>
-          <w:rFonts w:ascii="Arial" w:hAnsi="Arial" w:cs="Arial"/>
-          <w:b/>
-          <w:i w:val="0"/>
-          <w:color w:val="auto"/>
-          <w:sz w:val="16"/>
-          <w:szCs w:val="16"/>
-        </w:rPr>
-        <w:fldChar w:fldCharType="separate"/>
-      </w:r>
-      <w:r>
-        <w:rPr>
-          <w:rFonts w:ascii="Arial" w:hAnsi="Arial" w:cs="Arial"/>
-          <w:b/>
-          <w:i w:val="0"/>
-          <w:noProof/>
-          <w:color w:val="auto"/>
-          <w:sz w:val="16"/>
-          <w:szCs w:val="16"/>
-        </w:rPr>
-        <w:t>4</w:t>
-      </w:r>
-      <w:r>
-        <w:rPr>
-          <w:rFonts w:ascii="Arial" w:hAnsi="Arial" w:cs="Arial"/>
-          <w:b/>
-          <w:i w:val="0"/>
-          <w:noProof/>
-          <w:color w:val="auto"/>
-          <w:sz w:val="16"/>
-          <w:szCs w:val="16"/>
-        </w:rPr>
-        <w:fldChar w:fldCharType="end"/>
-      </w:r>
+      <w:bookmarkStart w:id="0" w:name="_GoBack"/>
+      <w:bookmarkEnd w:id="0"/>
       <w:r>
         <w:rPr>
           <w:rFonts w:ascii="Arial" w:hAnsi="Arial" w:cs="Arial"/>
@@ -607,7 +563,6 @@
               </w:rPr>
               <w:t>-</w:t>
             </w:r>
-            <w:proofErr w:type="spellStart"/>
             <w:r>
               <w:rPr>
                 <w:rFonts w:ascii="Arial" w:eastAsia="Times New Roman" w:hAnsi="Arial" w:cs="Arial"/>
@@ -617,7 +572,6 @@
               </w:rPr>
               <w:t>WNet</w:t>
             </w:r>
-            <w:proofErr w:type="spellEnd"/>
           </w:p>
         </w:tc>
         <w:tc>
@@ -1347,25 +1301,14 @@
                 <w:szCs w:val="16"/>
               </w:rPr>
             </w:pPr>
-            <w:proofErr w:type="spellStart"/>
-            <w:r>
-              <w:rPr>
-                <w:rFonts w:ascii="Arial" w:eastAsia="Times New Roman" w:hAnsi="Arial" w:cs="Arial"/>
-                <w:color w:val="000000"/>
-                <w:sz w:val="16"/>
-                <w:szCs w:val="16"/>
-              </w:rPr>
-              <w:t>LiTS</w:t>
-            </w:r>
-            <w:proofErr w:type="spellEnd"/>
-            <w:r>
-              <w:rPr>
-                <w:rFonts w:ascii="Arial" w:eastAsia="Times New Roman" w:hAnsi="Arial" w:cs="Arial"/>
-                <w:color w:val="000000"/>
-                <w:sz w:val="16"/>
-                <w:szCs w:val="16"/>
-              </w:rPr>
-              <w:t xml:space="preserve"> </w:t>
+            <w:r>
+              <w:rPr>
+                <w:rFonts w:ascii="Arial" w:eastAsia="Times New Roman" w:hAnsi="Arial" w:cs="Arial"/>
+                <w:color w:val="000000"/>
+                <w:sz w:val="16"/>
+                <w:szCs w:val="16"/>
+              </w:rPr>
+              <w:t xml:space="preserve">LiTS </w:t>
             </w:r>
           </w:p>
         </w:tc>
@@ -1690,23 +1633,13 @@
                 <w:szCs w:val="16"/>
               </w:rPr>
             </w:pPr>
-            <w:proofErr w:type="spellStart"/>
             <w:r>
               <w:rPr>
                 <w:rFonts w:ascii="Arial" w:hAnsi="Arial" w:cs="Arial"/>
                 <w:sz w:val="16"/>
                 <w:szCs w:val="16"/>
               </w:rPr>
-              <w:t>Vorontsov</w:t>
-            </w:r>
-            <w:proofErr w:type="spellEnd"/>
-            <w:r>
-              <w:rPr>
-                <w:rFonts w:ascii="Arial" w:hAnsi="Arial" w:cs="Arial"/>
-                <w:sz w:val="16"/>
-                <w:szCs w:val="16"/>
-              </w:rPr>
-              <w:t xml:space="preserve"> et al</w:t>
+              <w:t>Vorontsov et al</w:t>
             </w:r>
             <w:r>
               <w:rPr>
@@ -2364,19 +2297,8 @@
                 <w:sz w:val="16"/>
                 <w:szCs w:val="16"/>
               </w:rPr>
-              <w:t xml:space="preserve">Hybrid Dense </w:t>
-            </w:r>
-            <w:proofErr w:type="spellStart"/>
-            <w:r>
-              <w:rPr>
-                <w:rFonts w:ascii="Arial" w:eastAsia="Times New Roman" w:hAnsi="Arial" w:cs="Arial"/>
-                <w:color w:val="000000"/>
-                <w:sz w:val="16"/>
-                <w:szCs w:val="16"/>
-              </w:rPr>
-              <w:t>UNet</w:t>
-            </w:r>
-            <w:proofErr w:type="spellEnd"/>
+              <w:t>Hybrid Dense UNet</w:t>
+            </w:r>
           </w:p>
         </w:tc>
         <w:tc>
@@ -2398,25 +2320,14 @@
                 <w:szCs w:val="16"/>
               </w:rPr>
             </w:pPr>
-            <w:proofErr w:type="spellStart"/>
-            <w:r>
-              <w:rPr>
-                <w:rFonts w:ascii="Arial" w:eastAsia="Times New Roman" w:hAnsi="Arial" w:cs="Arial"/>
-                <w:color w:val="000000"/>
-                <w:sz w:val="16"/>
-                <w:szCs w:val="16"/>
-              </w:rPr>
-              <w:t>LiTS</w:t>
-            </w:r>
-            <w:proofErr w:type="spellEnd"/>
-            <w:r>
-              <w:rPr>
-                <w:rFonts w:ascii="Arial" w:eastAsia="Times New Roman" w:hAnsi="Arial" w:cs="Arial"/>
-                <w:color w:val="000000"/>
-                <w:sz w:val="16"/>
-                <w:szCs w:val="16"/>
-              </w:rPr>
-              <w:t xml:space="preserve"> </w:t>
+            <w:r>
+              <w:rPr>
+                <w:rFonts w:ascii="Arial" w:eastAsia="Times New Roman" w:hAnsi="Arial" w:cs="Arial"/>
+                <w:color w:val="000000"/>
+                <w:sz w:val="16"/>
+                <w:szCs w:val="16"/>
+              </w:rPr>
+              <w:t xml:space="preserve">LiTS </w:t>
             </w:r>
           </w:p>
         </w:tc>
@@ -2534,25 +2445,14 @@
                 <w:szCs w:val="16"/>
               </w:rPr>
             </w:pPr>
-            <w:proofErr w:type="spellStart"/>
-            <w:r>
-              <w:rPr>
-                <w:rFonts w:ascii="Arial" w:eastAsia="Times New Roman" w:hAnsi="Arial" w:cs="Arial"/>
-                <w:color w:val="000000"/>
-                <w:sz w:val="16"/>
-                <w:szCs w:val="16"/>
-              </w:rPr>
-              <w:t>Seo</w:t>
-            </w:r>
-            <w:proofErr w:type="spellEnd"/>
-            <w:r>
-              <w:rPr>
-                <w:rFonts w:ascii="Arial" w:eastAsia="Times New Roman" w:hAnsi="Arial" w:cs="Arial"/>
-                <w:color w:val="000000"/>
-                <w:sz w:val="16"/>
-                <w:szCs w:val="16"/>
-              </w:rPr>
-              <w:t xml:space="preserve"> et al</w:t>
+            <w:r>
+              <w:rPr>
+                <w:rFonts w:ascii="Arial" w:eastAsia="Times New Roman" w:hAnsi="Arial" w:cs="Arial"/>
+                <w:color w:val="000000"/>
+                <w:sz w:val="16"/>
+                <w:szCs w:val="16"/>
+              </w:rPr>
+              <w:t>Seo et al</w:t>
             </w:r>
             <w:r>
               <w:rPr>
@@ -2623,25 +2523,14 @@
                 <w:szCs w:val="16"/>
               </w:rPr>
             </w:pPr>
-            <w:proofErr w:type="spellStart"/>
-            <w:r>
-              <w:rPr>
-                <w:rFonts w:ascii="Arial" w:eastAsia="Times New Roman" w:hAnsi="Arial" w:cs="Arial"/>
-                <w:color w:val="000000"/>
-                <w:sz w:val="16"/>
-                <w:szCs w:val="16"/>
-              </w:rPr>
-              <w:t>mU</w:t>
-            </w:r>
-            <w:proofErr w:type="spellEnd"/>
-            <w:r>
-              <w:rPr>
-                <w:rFonts w:ascii="Arial" w:eastAsia="Times New Roman" w:hAnsi="Arial" w:cs="Arial"/>
-                <w:color w:val="000000"/>
-                <w:sz w:val="16"/>
-                <w:szCs w:val="16"/>
-              </w:rPr>
-              <w:t>-Net</w:t>
+            <w:r>
+              <w:rPr>
+                <w:rFonts w:ascii="Arial" w:eastAsia="Times New Roman" w:hAnsi="Arial" w:cs="Arial"/>
+                <w:color w:val="000000"/>
+                <w:sz w:val="16"/>
+                <w:szCs w:val="16"/>
+              </w:rPr>
+              <w:t>mU-Net</w:t>
             </w:r>
           </w:p>
         </w:tc>
@@ -2811,49 +2700,10 @@
           <w:sz w:val="16"/>
           <w:szCs w:val="16"/>
         </w:rPr>
-        <w:t xml:space="preserve">Patients </w:t>
-      </w:r>
-      <w:proofErr w:type="gramStart"/>
-      <w:r>
-        <w:rPr>
-          <w:rFonts w:ascii="Arial" w:hAnsi="Arial" w:cs="Arial"/>
-          <w:sz w:val="16"/>
-          <w:szCs w:val="16"/>
-        </w:rPr>
-        <w:t>were specified</w:t>
-      </w:r>
-      <w:proofErr w:type="gramEnd"/>
-      <w:r>
-        <w:rPr>
-          <w:rFonts w:ascii="Arial" w:hAnsi="Arial" w:cs="Arial"/>
-          <w:sz w:val="16"/>
-          <w:szCs w:val="16"/>
-        </w:rPr>
-        <w:t xml:space="preserve"> instead of sites for </w:t>
-      </w:r>
-      <w:proofErr w:type="spellStart"/>
-      <w:r>
-        <w:rPr>
-          <w:rFonts w:ascii="Arial" w:hAnsi="Arial" w:cs="Arial"/>
-          <w:sz w:val="16"/>
-          <w:szCs w:val="16"/>
-        </w:rPr>
-        <w:t>LiTS</w:t>
-      </w:r>
-      <w:proofErr w:type="spellEnd"/>
-      <w:r>
-        <w:rPr>
-          <w:rFonts w:ascii="Arial" w:hAnsi="Arial" w:cs="Arial"/>
-          <w:sz w:val="16"/>
-          <w:szCs w:val="16"/>
-        </w:rPr>
-        <w:t xml:space="preserve"> test submission.</w:t>
+        <w:t>Patients were specified instead of sites for LiTS test submission.</w:t>
       </w:r>
     </w:p>
-    <w:p>
-      <w:bookmarkStart w:id="0" w:name="_GoBack"/>
-      <w:bookmarkEnd w:id="0"/>
-    </w:p>
+    <w:p/>
     <w:sectPr>
       <w:pgSz w:w="12240" w:h="15840"/>
       <w:pgMar w:top="1440" w:right="1440" w:bottom="1440" w:left="1440" w:header="720" w:footer="720" w:gutter="0"/>
